--- a/Docs/MBPrint.docx
+++ b/Docs/MBPrint.docx
@@ -114,8 +114,6 @@
         <w:r>
           <w:rPr>
             <w:rStyle w:val="Hyperlink"/>
-            <w:color w:val="000000"/>
-            <w:u w:val="none"/>
           </w:rPr>
           <w:t>https://www.alongextendedparty.com</w:t>
         </w:r>
@@ -192,8 +190,6 @@
         <w:r>
           <w:rPr>
             <w:rStyle w:val="Hyperlink"/>
-            <w:color w:val="auto"/>
-            <w:u w:val="none"/>
           </w:rPr>
           <w:t>http://www.e7z.org/open-7z.htm</w:t>
         </w:r>
@@ -236,8 +232,6 @@
         <w:r>
           <w:rPr>
             <w:rStyle w:val="Hyperlink"/>
-            <w:color w:val="auto"/>
-            <w:u w:val="none"/>
           </w:rPr>
           <w:t>https://imagemagick.org/script/download.php</w:t>
         </w:r>
@@ -752,39 +746,37 @@
         </w:rPr>
         <w:t>,</w:t>
       </w:r>
-      <w:bookmarkStart w:id="5" w:name="_GoBack"/>
+      <w:r>
+        <w:rPr>
+          <w:b/>
+        </w:rPr>
+        <w:t xml:space="preserve"> and </w:t>
+      </w:r>
+      <w:r>
+        <w:rPr>
+          <w:b/>
+        </w:rPr>
+        <w:t>have</w:t>
+      </w:r>
+      <w:r>
+        <w:rPr>
+          <w:b/>
+        </w:rPr>
+        <w:t xml:space="preserve"> 3.75 in x 2.75</w:t>
+      </w:r>
+      <w:r>
+        <w:rPr>
+          <w:b/>
+        </w:rPr>
+        <w:t xml:space="preserve"> in.</w:t>
+      </w:r>
+    </w:p>
+    <w:p>
+      <w:pPr>
+        <w:pStyle w:val="Heading2"/>
+      </w:pPr>
+      <w:bookmarkStart w:id="5" w:name="_Generate_a_PDF"/>
       <w:bookmarkEnd w:id="5"/>
-      <w:r>
-        <w:rPr>
-          <w:b/>
-        </w:rPr>
-        <w:t xml:space="preserve"> and </w:t>
-      </w:r>
-      <w:r>
-        <w:rPr>
-          <w:b/>
-        </w:rPr>
-        <w:t>have</w:t>
-      </w:r>
-      <w:r>
-        <w:rPr>
-          <w:b/>
-        </w:rPr>
-        <w:t xml:space="preserve"> 3.75 in x 2.75</w:t>
-      </w:r>
-      <w:r>
-        <w:rPr>
-          <w:b/>
-        </w:rPr>
-        <w:t xml:space="preserve"> in.</w:t>
-      </w:r>
-    </w:p>
-    <w:p>
-      <w:pPr>
-        <w:pStyle w:val="Heading2"/>
-      </w:pPr>
-      <w:bookmarkStart w:id="6" w:name="_Generate_a_PDF"/>
-      <w:bookmarkEnd w:id="6"/>
       <w:r>
         <w:t>Generate a PDF</w:t>
       </w:r>
@@ -1148,50 +1140,27 @@
     </w:p>
     <w:p>
       <w:r>
-        <w:t xml:space="preserve">You can order a pack using one of two ways: either by writing an email to </w:t>
+        <w:t>You can order a pack using</w:t>
+      </w:r>
+      <w:r>
+        <w:t xml:space="preserve"> a form on </w:t>
       </w:r>
       <w:hyperlink r:id="rId9" w:history="1">
         <w:r>
           <w:rPr>
             <w:rStyle w:val="Hyperlink"/>
-            <w:b/>
-            <w:color w:val="auto"/>
-            <w:u w:val="none"/>
           </w:rPr>
-          <w:t>info@mbprint.pl</w:t>
+          <w:t>https://mbprint.pl/en/product/custom-game-cards-printing/</w:t>
         </w:r>
       </w:hyperlink>
       <w:r>
-        <w:t xml:space="preserve"> or sending a message through Facebook to </w:t>
-      </w:r>
-      <w:r>
-        <w:rPr>
-          <w:b/>
-        </w:rPr>
-        <w:t>MB print</w:t>
-      </w:r>
-      <w:r>
-        <w:t xml:space="preserve"> user (</w:t>
-      </w:r>
-      <w:hyperlink r:id="rId10" w:history="1">
-        <w:r>
-          <w:rPr>
-            <w:rStyle w:val="Hyperlink"/>
-            <w:color w:val="auto"/>
-            <w:u w:val="none"/>
-          </w:rPr>
-          <w:t>https://www.facebook.com/MBprintPL/</w:t>
-        </w:r>
-      </w:hyperlink>
-      <w:r>
-        <w:t>).</w:t>
-      </w:r>
-    </w:p>
-    <w:p>
-      <w:bookmarkStart w:id="7" w:name="_Write_an_Email"/>
-      <w:bookmarkEnd w:id="7"/>
-      <w:r>
-        <w:t>In your email or message, specify the following details:</w:t>
+        <w:t>.</w:t>
+      </w:r>
+      <w:r>
+        <w:t xml:space="preserve">  Specify the </w:t>
+      </w:r>
+      <w:r>
+        <w:t>following details:</w:t>
       </w:r>
     </w:p>
     <w:p>
@@ -1203,13 +1172,14 @@
         </w:numPr>
       </w:pPr>
       <w:r>
-        <w:t xml:space="preserve">Emphasize if it’s a customized pack, not the one directly from </w:t>
-      </w:r>
-      <w:proofErr w:type="spellStart"/>
-      <w:r>
-        <w:t>ALeP</w:t>
-      </w:r>
-      <w:proofErr w:type="spellEnd"/>
+        <w:t xml:space="preserve">Cards size: </w:t>
+      </w:r>
+      <w:r>
+        <w:rPr>
+          <w:b/>
+        </w:rPr>
+        <w:t>63x88.8 mm</w:t>
+      </w:r>
     </w:p>
     <w:p>
       <w:pPr>
@@ -1220,7 +1190,7 @@
         </w:numPr>
       </w:pPr>
       <w:r>
-        <w:t>Card size: 88.8 mm x 63.0 mm</w:t>
+        <w:t>Number of cards in the deck</w:t>
       </w:r>
     </w:p>
     <w:p>
@@ -1232,47 +1202,7 @@
         </w:numPr>
       </w:pPr>
       <w:r>
-        <w:t>Chalk paper 300 g/m</w:t>
-      </w:r>
-      <w:r>
-        <w:rPr>
-          <w:vertAlign w:val="superscript"/>
-        </w:rPr>
-        <w:t>2</w:t>
-      </w:r>
-    </w:p>
-    <w:p>
-      <w:pPr>
-        <w:pStyle w:val="ListParagraph"/>
-        <w:numPr>
-          <w:ilvl w:val="1"/>
-          <w:numId w:val="11"/>
-        </w:numPr>
-      </w:pPr>
-      <w:r>
-        <w:t xml:space="preserve">As of now, </w:t>
-      </w:r>
-      <w:proofErr w:type="gramStart"/>
-      <w:r>
-        <w:t>300 g/m</w:t>
-      </w:r>
-      <w:r>
-        <w:rPr>
-          <w:vertAlign w:val="superscript"/>
-        </w:rPr>
-        <w:t>2</w:t>
-      </w:r>
-      <w:proofErr w:type="gramEnd"/>
-      <w:r>
-        <w:t xml:space="preserve"> is the only offer from </w:t>
-      </w:r>
-      <w:proofErr w:type="spellStart"/>
-      <w:r>
-        <w:t>MBPrint</w:t>
-      </w:r>
-      <w:proofErr w:type="spellEnd"/>
-      <w:r>
-        <w:t>. Its thickness should be very close to official FFG cards.</w:t>
+        <w:t>Number of ordered decks</w:t>
       </w:r>
     </w:p>
     <w:p>
@@ -1284,7 +1214,34 @@
         </w:numPr>
       </w:pPr>
       <w:r>
-        <w:t>Rounded corners</w:t>
+        <w:t xml:space="preserve">Paper weight: either </w:t>
+      </w:r>
+      <w:r>
+        <w:rPr>
+          <w:b/>
+        </w:rPr>
+        <w:t>matt paper 300g/m2</w:t>
+      </w:r>
+      <w:r>
+        <w:t xml:space="preserve"> or </w:t>
+      </w:r>
+      <w:r>
+        <w:rPr>
+          <w:b/>
+        </w:rPr>
+        <w:t>matt paper 3</w:t>
+      </w:r>
+      <w:r>
+        <w:rPr>
+          <w:b/>
+        </w:rPr>
+        <w:t>5</w:t>
+      </w:r>
+      <w:r>
+        <w:rPr>
+          <w:b/>
+        </w:rPr>
+        <w:t>0g/m2</w:t>
       </w:r>
     </w:p>
     <w:p>
@@ -1296,7 +1253,13 @@
         </w:numPr>
       </w:pPr>
       <w:r>
-        <w:t>Number of copies</w:t>
+        <w:t xml:space="preserve">Card finishing: </w:t>
+      </w:r>
+      <w:r>
+        <w:rPr>
+          <w:b/>
+        </w:rPr>
+        <w:t>No</w:t>
       </w:r>
     </w:p>
     <w:p>
@@ -1308,7 +1271,16 @@
         </w:numPr>
       </w:pPr>
       <w:r>
-        <w:t>Shipping address (including phone number)</w:t>
+        <w:t>Double</w:t>
+      </w:r>
+      <w:r>
+        <w:t xml:space="preserve">-sided printed cards: </w:t>
+      </w:r>
+      <w:r>
+        <w:rPr>
+          <w:b/>
+        </w:rPr>
+        <w:t>Double-sided</w:t>
       </w:r>
     </w:p>
     <w:p>
@@ -1320,440 +1292,39 @@
         </w:numPr>
       </w:pPr>
       <w:r>
-        <w:t>Link to the PDF file</w:t>
-      </w:r>
-    </w:p>
-    <w:p>
-      <w:pPr>
-        <w:pStyle w:val="ListParagraph"/>
-        <w:numPr>
-          <w:ilvl w:val="1"/>
-          <w:numId w:val="11"/>
-        </w:numPr>
-      </w:pPr>
-      <w:r>
-        <w:t xml:space="preserve">For example, you might have a PDF file on Google Drive or </w:t>
-      </w:r>
-      <w:proofErr w:type="spellStart"/>
-      <w:r>
-        <w:t>MediaFire</w:t>
-      </w:r>
-      <w:proofErr w:type="spellEnd"/>
-      <w:r>
-        <w:t xml:space="preserve">, and you can copy and paste the file’s URL in your message (see step 7 in the </w:t>
-      </w:r>
-      <w:hyperlink w:anchor="_Generate_a_PDF" w:history="1">
-        <w:r>
-          <w:rPr>
-            <w:rStyle w:val="Hyperlink"/>
-          </w:rPr>
-          <w:t>Generate a PDF</w:t>
-        </w:r>
-      </w:hyperlink>
-      <w:r>
-        <w:t xml:space="preserve"> section for details).</w:t>
-      </w:r>
-    </w:p>
-    <w:p>
-      <w:pPr>
-        <w:spacing w:line="240" w:lineRule="auto"/>
-      </w:pPr>
-      <w:r>
-        <w:t>Example of a message:</w:t>
-      </w:r>
-    </w:p>
-    <w:p>
-      <w:pPr>
-        <w:spacing w:line="240" w:lineRule="auto"/>
-      </w:pPr>
-      <w:r>
-        <w:t>Hello,</w:t>
-      </w:r>
-    </w:p>
-    <w:p>
-      <w:pPr>
-        <w:spacing w:after="0" w:line="240" w:lineRule="auto"/>
-        <w:rPr>
-          <w:rFonts w:eastAsia="Times New Roman"/>
-          <w:color w:val="auto"/>
-        </w:rPr>
-      </w:pPr>
-      <w:r>
-        <w:rPr>
-          <w:rFonts w:eastAsia="Times New Roman"/>
-          <w:color w:val="auto"/>
-        </w:rPr>
-        <w:t xml:space="preserve">I'd like to place </w:t>
-      </w:r>
-      <w:proofErr w:type="gramStart"/>
-      <w:r>
-        <w:rPr>
-          <w:rFonts w:eastAsia="Times New Roman"/>
-          <w:color w:val="auto"/>
-        </w:rPr>
-        <w:t>a</w:t>
-      </w:r>
-      <w:proofErr w:type="gramEnd"/>
-      <w:r>
-        <w:rPr>
-          <w:rFonts w:eastAsia="Times New Roman"/>
-          <w:color w:val="auto"/>
-        </w:rPr>
-        <w:t xml:space="preserve"> </w:t>
-      </w:r>
-      <w:proofErr w:type="spellStart"/>
-      <w:r>
-        <w:rPr>
-          <w:rFonts w:eastAsia="Times New Roman"/>
-          <w:color w:val="auto"/>
-        </w:rPr>
-        <w:t>MBPrint</w:t>
-      </w:r>
-      <w:proofErr w:type="spellEnd"/>
-      <w:r>
-        <w:rPr>
-          <w:rFonts w:eastAsia="Times New Roman"/>
-          <w:color w:val="auto"/>
-        </w:rPr>
-        <w:t xml:space="preserve"> order with the following </w:t>
-      </w:r>
-      <w:r>
-        <w:rPr>
-          <w:rFonts w:eastAsia="Times New Roman"/>
-          <w:color w:val="auto"/>
-        </w:rPr>
-        <w:t>details:</w:t>
-      </w:r>
-    </w:p>
-    <w:p>
-      <w:pPr>
-        <w:spacing w:after="0" w:line="240" w:lineRule="auto"/>
-        <w:rPr>
-          <w:rFonts w:eastAsia="Times New Roman"/>
-          <w:color w:val="auto"/>
-        </w:rPr>
-      </w:pPr>
-    </w:p>
-    <w:p>
-      <w:pPr>
-        <w:spacing w:after="0" w:line="240" w:lineRule="auto"/>
-        <w:rPr>
-          <w:rFonts w:eastAsia="Times New Roman"/>
-          <w:color w:val="auto"/>
-        </w:rPr>
-      </w:pPr>
-      <w:r>
-        <w:rPr>
-          <w:rFonts w:eastAsia="Times New Roman"/>
-          <w:color w:val="auto"/>
-        </w:rPr>
-        <w:t>- A customized pack</w:t>
-      </w:r>
-    </w:p>
-    <w:p>
-      <w:pPr>
-        <w:spacing w:after="0" w:line="240" w:lineRule="auto"/>
-        <w:rPr>
-          <w:rFonts w:eastAsia="Times New Roman"/>
-          <w:color w:val="auto"/>
-        </w:rPr>
-      </w:pPr>
-      <w:r>
-        <w:rPr>
-          <w:rFonts w:eastAsia="Times New Roman"/>
-          <w:color w:val="auto"/>
-        </w:rPr>
-        <w:t>- Card size: 88.8 mm x 63.0</w:t>
-      </w:r>
-      <w:r>
-        <w:rPr>
-          <w:rFonts w:eastAsia="Times New Roman"/>
-          <w:color w:val="auto"/>
-        </w:rPr>
-        <w:t xml:space="preserve"> mm</w:t>
-      </w:r>
-    </w:p>
-    <w:p>
-      <w:pPr>
-        <w:spacing w:after="0" w:line="240" w:lineRule="auto"/>
-        <w:rPr>
-          <w:rFonts w:eastAsia="Times New Roman"/>
-          <w:color w:val="auto"/>
-        </w:rPr>
-      </w:pPr>
-      <w:r>
-        <w:rPr>
-          <w:rFonts w:eastAsia="Times New Roman"/>
-          <w:color w:val="auto"/>
-        </w:rPr>
-        <w:t>- Chalk paper 30</w:t>
-      </w:r>
-      <w:r>
-        <w:rPr>
-          <w:rFonts w:eastAsia="Times New Roman"/>
-          <w:color w:val="auto"/>
-        </w:rPr>
-        <w:t>0 g</w:t>
-      </w:r>
-      <w:r>
-        <w:rPr>
-          <w:rFonts w:eastAsia="Times New Roman"/>
-          <w:color w:val="auto"/>
-        </w:rPr>
-        <w:t>/m</w:t>
-      </w:r>
-      <w:r>
-        <w:rPr>
-          <w:rFonts w:eastAsia="Times New Roman"/>
-          <w:color w:val="auto"/>
-          <w:vertAlign w:val="superscript"/>
-        </w:rPr>
-        <w:t>2</w:t>
-      </w:r>
-    </w:p>
-    <w:p>
-      <w:pPr>
-        <w:spacing w:after="0" w:line="240" w:lineRule="auto"/>
-        <w:rPr>
-          <w:rFonts w:eastAsia="Times New Roman"/>
-          <w:color w:val="auto"/>
-        </w:rPr>
-      </w:pPr>
-      <w:r>
-        <w:rPr>
-          <w:rFonts w:eastAsia="Times New Roman"/>
-          <w:color w:val="auto"/>
-        </w:rPr>
-        <w:t>- Round</w:t>
-      </w:r>
-      <w:r>
-        <w:rPr>
-          <w:rFonts w:eastAsia="Times New Roman"/>
-          <w:color w:val="auto"/>
-        </w:rPr>
-        <w:t>ed</w:t>
-      </w:r>
-      <w:r>
-        <w:rPr>
-          <w:rFonts w:eastAsia="Times New Roman"/>
-          <w:color w:val="auto"/>
-        </w:rPr>
-        <w:t xml:space="preserve"> corners</w:t>
-      </w:r>
-    </w:p>
-    <w:p>
-      <w:pPr>
-        <w:spacing w:after="0" w:line="240" w:lineRule="auto"/>
-        <w:rPr>
-          <w:rFonts w:eastAsia="Times New Roman"/>
-          <w:color w:val="auto"/>
-        </w:rPr>
-      </w:pPr>
-      <w:r>
-        <w:rPr>
-          <w:rFonts w:eastAsia="Times New Roman"/>
-          <w:color w:val="auto"/>
-        </w:rPr>
-        <w:t>- 2 copies</w:t>
-      </w:r>
-      <w:r>
-        <w:rPr>
-          <w:rFonts w:eastAsia="Times New Roman"/>
-          <w:color w:val="auto"/>
-        </w:rPr>
-        <w:br/>
-      </w:r>
-    </w:p>
-    <w:p>
-      <w:pPr>
-        <w:spacing w:after="0" w:line="240" w:lineRule="auto"/>
-        <w:rPr>
-          <w:rFonts w:eastAsia="Times New Roman"/>
-          <w:color w:val="auto"/>
-        </w:rPr>
-      </w:pPr>
-      <w:r>
-        <w:rPr>
-          <w:rFonts w:eastAsia="Times New Roman"/>
-          <w:color w:val="auto"/>
-        </w:rPr>
-        <w:lastRenderedPageBreak/>
-        <w:t>My shipping address is:</w:t>
-      </w:r>
-    </w:p>
-    <w:p>
-      <w:pPr>
-        <w:spacing w:after="0" w:line="240" w:lineRule="auto"/>
-        <w:rPr>
-          <w:rFonts w:eastAsia="Times New Roman"/>
-          <w:color w:val="auto"/>
-        </w:rPr>
-      </w:pPr>
-      <w:r>
-        <w:rPr>
-          <w:rFonts w:eastAsia="Times New Roman"/>
-          <w:color w:val="auto"/>
-        </w:rPr>
-        <w:t xml:space="preserve">1280 </w:t>
-      </w:r>
-      <w:proofErr w:type="spellStart"/>
-      <w:r>
-        <w:rPr>
-          <w:rFonts w:eastAsia="Times New Roman"/>
-          <w:color w:val="auto"/>
-        </w:rPr>
-        <w:t>Bagshot</w:t>
-      </w:r>
-      <w:proofErr w:type="spellEnd"/>
-      <w:r>
-        <w:rPr>
-          <w:rFonts w:eastAsia="Times New Roman"/>
-          <w:color w:val="auto"/>
-        </w:rPr>
-        <w:t xml:space="preserve"> Row</w:t>
-      </w:r>
-    </w:p>
-    <w:p>
-      <w:pPr>
-        <w:spacing w:after="0" w:line="240" w:lineRule="auto"/>
-        <w:rPr>
-          <w:rFonts w:eastAsia="Times New Roman"/>
-          <w:color w:val="auto"/>
-        </w:rPr>
-      </w:pPr>
-      <w:proofErr w:type="spellStart"/>
-      <w:r>
-        <w:rPr>
-          <w:rFonts w:eastAsia="Times New Roman"/>
-          <w:color w:val="auto"/>
-        </w:rPr>
-        <w:t>Hobbiton</w:t>
-      </w:r>
-      <w:proofErr w:type="spellEnd"/>
-      <w:r>
-        <w:rPr>
-          <w:rFonts w:eastAsia="Times New Roman"/>
-          <w:color w:val="auto"/>
-        </w:rPr>
-        <w:t>, Shire 3001</w:t>
-      </w:r>
-    </w:p>
-    <w:p>
-      <w:pPr>
-        <w:spacing w:after="0" w:line="240" w:lineRule="auto"/>
-        <w:rPr>
-          <w:rFonts w:eastAsia="Times New Roman"/>
-          <w:color w:val="auto"/>
-        </w:rPr>
-      </w:pPr>
-      <w:r>
-        <w:rPr>
-          <w:rFonts w:eastAsia="Times New Roman"/>
-          <w:color w:val="auto"/>
-        </w:rPr>
-        <w:t xml:space="preserve">Phone: +1 </w:t>
-      </w:r>
-      <w:r>
-        <w:rPr>
-          <w:rFonts w:eastAsia="Times New Roman"/>
-          <w:color w:val="auto"/>
-        </w:rPr>
-        <w:t>217-351-3794</w:t>
-      </w:r>
-    </w:p>
-    <w:p>
-      <w:pPr>
-        <w:spacing w:after="0" w:line="240" w:lineRule="auto"/>
-        <w:rPr>
-          <w:rFonts w:eastAsia="Times New Roman"/>
-          <w:color w:val="auto"/>
-        </w:rPr>
-      </w:pPr>
-    </w:p>
-    <w:p>
-      <w:pPr>
-        <w:spacing w:after="0" w:line="240" w:lineRule="auto"/>
-        <w:rPr>
-          <w:rFonts w:eastAsia="Times New Roman"/>
-          <w:color w:val="auto"/>
-        </w:rPr>
-      </w:pPr>
-      <w:r>
-        <w:rPr>
-          <w:rFonts w:eastAsia="Times New Roman"/>
-          <w:color w:val="auto"/>
-        </w:rPr>
-        <w:t xml:space="preserve">You can find </w:t>
-      </w:r>
-      <w:r>
-        <w:rPr>
-          <w:rFonts w:eastAsia="Times New Roman"/>
-          <w:color w:val="auto"/>
-        </w:rPr>
-        <w:t>the PDF at: </w:t>
-      </w:r>
-      <w:r>
-        <w:rPr>
-          <w:rFonts w:eastAsia="Times New Roman"/>
-          <w:color w:val="auto"/>
-        </w:rPr>
-        <w:t>https://www.mediafire.com/file/8mwibm1vvq59cov/</w:t>
-      </w:r>
-      <w:r>
-        <w:rPr>
-          <w:rFonts w:eastAsia="Times New Roman"/>
-          <w:color w:val="auto"/>
-        </w:rPr>
-        <w:t>my_custom_deck.pdf</w:t>
-      </w:r>
-      <w:r>
-        <w:rPr>
-          <w:rFonts w:eastAsia="Times New Roman"/>
-          <w:color w:val="auto"/>
-        </w:rPr>
-        <w:t>/file</w:t>
-      </w:r>
-    </w:p>
-    <w:p>
-      <w:pPr>
-        <w:spacing w:after="0" w:line="240" w:lineRule="auto"/>
-        <w:rPr>
-          <w:rFonts w:eastAsia="Times New Roman"/>
-          <w:color w:val="auto"/>
-        </w:rPr>
-      </w:pPr>
-    </w:p>
-    <w:p>
-      <w:pPr>
-        <w:spacing w:after="0" w:line="240" w:lineRule="auto"/>
-        <w:rPr>
-          <w:rFonts w:eastAsia="Times New Roman"/>
-          <w:color w:val="auto"/>
-        </w:rPr>
-      </w:pPr>
-      <w:r>
-        <w:rPr>
-          <w:rFonts w:eastAsia="Times New Roman"/>
-          <w:color w:val="auto"/>
-        </w:rPr>
-        <w:t>Best,</w:t>
-      </w:r>
-    </w:p>
-    <w:p>
-      <w:pPr>
-        <w:spacing w:after="0" w:line="240" w:lineRule="auto"/>
-        <w:rPr>
-          <w:rFonts w:eastAsia="Times New Roman"/>
-          <w:color w:val="auto"/>
-        </w:rPr>
-      </w:pPr>
-      <w:r>
-        <w:rPr>
-          <w:rFonts w:eastAsia="Times New Roman"/>
-          <w:color w:val="auto"/>
-        </w:rPr>
-        <w:t>A Long-extended Party</w:t>
-      </w:r>
+        <w:t xml:space="preserve">check </w:t>
+      </w:r>
+      <w:r>
+        <w:rPr>
+          <w:b/>
+        </w:rPr>
+        <w:t>Rounded corners</w:t>
+      </w:r>
+    </w:p>
+    <w:p>
+      <w:r>
+        <w:t xml:space="preserve">Click </w:t>
+      </w:r>
+      <w:r>
+        <w:rPr>
+          <w:b/>
+        </w:rPr>
+        <w:t>Order Prints</w:t>
+      </w:r>
+      <w:r>
+        <w:t xml:space="preserve"> button, attach the generated PDF and click </w:t>
+      </w:r>
+      <w:r>
+        <w:rPr>
+          <w:b/>
+        </w:rPr>
+        <w:t>Go to Checkout</w:t>
+      </w:r>
+      <w:r>
+        <w:t xml:space="preserve"> button.</w:t>
+      </w:r>
+      <w:bookmarkStart w:id="6" w:name="_GoBack"/>
+      <w:bookmarkEnd w:id="6"/>
     </w:p>
     <w:sectPr>
       <w:pgSz w:w="12240" w:h="15840"/>
